--- a/ПБД/прак_6/material/material.docx
+++ b/ПБД/прак_6/material/material.docx
@@ -4,6 +4,10 @@
   <w:body>
     <w:p>
       <w:r>
+        <w:rPr>
+          <w:noProof/>
+          <w:lang w:eastAsia="ru-RU"/>
+        </w:rPr>
         <w:drawing>
           <wp:inline distT="0" distB="0" distL="0" distR="0" wp14:anchorId="2BAEF629" wp14:editId="69AD9D01">
             <wp:extent cx="3839111" cy="1895740"/>
@@ -40,8 +44,6 @@
           </wp:inline>
         </w:drawing>
       </w:r>
-      <w:bookmarkStart w:id="0" w:name="_GoBack"/>
-      <w:bookmarkEnd w:id="0"/>
     </w:p>
     <w:p>
       <w:r>
@@ -85,6 +87,87 @@
           </wp:inline>
         </w:drawing>
       </w:r>
+    </w:p>
+    <w:p>
+      <w:r>
+        <w:lastRenderedPageBreak/>
+        <w:drawing>
+          <wp:inline distT="0" distB="0" distL="0" distR="0" wp14:anchorId="43BE56C9" wp14:editId="5B0DA6D5">
+            <wp:extent cx="4067743" cy="2019582"/>
+            <wp:effectExtent l="0" t="0" r="9525" b="0"/>
+            <wp:docPr id="3" name="Рисунок 3"/>
+            <wp:cNvGraphicFramePr>
+              <a:graphicFrameLocks xmlns:a="http://schemas.openxmlformats.org/drawingml/2006/main" noChangeAspect="1"/>
+            </wp:cNvGraphicFramePr>
+            <a:graphic xmlns:a="http://schemas.openxmlformats.org/drawingml/2006/main">
+              <a:graphicData uri="http://schemas.openxmlformats.org/drawingml/2006/picture">
+                <pic:pic xmlns:pic="http://schemas.openxmlformats.org/drawingml/2006/picture">
+                  <pic:nvPicPr>
+                    <pic:cNvPr id="1" name=""/>
+                    <pic:cNvPicPr/>
+                  </pic:nvPicPr>
+                  <pic:blipFill>
+                    <a:blip r:embed="rId6"/>
+                    <a:stretch>
+                      <a:fillRect/>
+                    </a:stretch>
+                  </pic:blipFill>
+                  <pic:spPr>
+                    <a:xfrm>
+                      <a:off x="0" y="0"/>
+                      <a:ext cx="4067743" cy="2019582"/>
+                    </a:xfrm>
+                    <a:prstGeom prst="rect">
+                      <a:avLst/>
+                    </a:prstGeom>
+                  </pic:spPr>
+                </pic:pic>
+              </a:graphicData>
+            </a:graphic>
+          </wp:inline>
+        </w:drawing>
+      </w:r>
+    </w:p>
+    <w:p>
+      <w:r>
+        <w:drawing>
+          <wp:inline distT="0" distB="0" distL="0" distR="0" wp14:anchorId="6AE6A3A2" wp14:editId="12B08651">
+            <wp:extent cx="3896269" cy="1895740"/>
+            <wp:effectExtent l="0" t="0" r="0" b="9525"/>
+            <wp:docPr id="4" name="Рисунок 4"/>
+            <wp:cNvGraphicFramePr>
+              <a:graphicFrameLocks xmlns:a="http://schemas.openxmlformats.org/drawingml/2006/main" noChangeAspect="1"/>
+            </wp:cNvGraphicFramePr>
+            <a:graphic xmlns:a="http://schemas.openxmlformats.org/drawingml/2006/main">
+              <a:graphicData uri="http://schemas.openxmlformats.org/drawingml/2006/picture">
+                <pic:pic xmlns:pic="http://schemas.openxmlformats.org/drawingml/2006/picture">
+                  <pic:nvPicPr>
+                    <pic:cNvPr id="1" name=""/>
+                    <pic:cNvPicPr/>
+                  </pic:nvPicPr>
+                  <pic:blipFill>
+                    <a:blip r:embed="rId7"/>
+                    <a:stretch>
+                      <a:fillRect/>
+                    </a:stretch>
+                  </pic:blipFill>
+                  <pic:spPr>
+                    <a:xfrm>
+                      <a:off x="0" y="0"/>
+                      <a:ext cx="3896269" cy="1895740"/>
+                    </a:xfrm>
+                    <a:prstGeom prst="rect">
+                      <a:avLst/>
+                    </a:prstGeom>
+                  </pic:spPr>
+                </pic:pic>
+              </a:graphicData>
+            </a:graphic>
+          </wp:inline>
+        </w:drawing>
+      </w:r>
+      <w:bookmarkStart w:id="0" w:name="_GoBack"/>
+      <w:bookmarkEnd w:id="0"/>
     </w:p>
     <w:p/>
     <w:sectPr>

--- a/ПБД/прак_6/material/material.docx
+++ b/ПБД/прак_6/material/material.docx
@@ -90,6 +90,10 @@
     </w:p>
     <w:p>
       <w:r>
+        <w:rPr>
+          <w:noProof/>
+          <w:lang w:eastAsia="ru-RU"/>
+        </w:rPr>
         <w:lastRenderedPageBreak/>
         <w:drawing>
           <wp:inline distT="0" distB="0" distL="0" distR="0" wp14:anchorId="43BE56C9" wp14:editId="5B0DA6D5">
@@ -130,6 +134,10 @@
     </w:p>
     <w:p>
       <w:r>
+        <w:rPr>
+          <w:noProof/>
+          <w:lang w:eastAsia="ru-RU"/>
+        </w:rPr>
         <w:drawing>
           <wp:inline distT="0" distB="0" distL="0" distR="0" wp14:anchorId="6AE6A3A2" wp14:editId="12B08651">
             <wp:extent cx="3896269" cy="1895740"/>
@@ -166,10 +174,88 @@
           </wp:inline>
         </w:drawing>
       </w:r>
+    </w:p>
+    <w:p>
+      <w:r>
+        <w:drawing>
+          <wp:inline distT="0" distB="0" distL="0" distR="0" wp14:anchorId="74CFC453" wp14:editId="5A9FFB0E">
+            <wp:extent cx="3848637" cy="2067213"/>
+            <wp:effectExtent l="0" t="0" r="0" b="9525"/>
+            <wp:docPr id="5" name="Рисунок 5"/>
+            <wp:cNvGraphicFramePr>
+              <a:graphicFrameLocks xmlns:a="http://schemas.openxmlformats.org/drawingml/2006/main" noChangeAspect="1"/>
+            </wp:cNvGraphicFramePr>
+            <a:graphic xmlns:a="http://schemas.openxmlformats.org/drawingml/2006/main">
+              <a:graphicData uri="http://schemas.openxmlformats.org/drawingml/2006/picture">
+                <pic:pic xmlns:pic="http://schemas.openxmlformats.org/drawingml/2006/picture">
+                  <pic:nvPicPr>
+                    <pic:cNvPr id="1" name=""/>
+                    <pic:cNvPicPr/>
+                  </pic:nvPicPr>
+                  <pic:blipFill>
+                    <a:blip r:embed="rId8"/>
+                    <a:stretch>
+                      <a:fillRect/>
+                    </a:stretch>
+                  </pic:blipFill>
+                  <pic:spPr>
+                    <a:xfrm>
+                      <a:off x="0" y="0"/>
+                      <a:ext cx="3848637" cy="2067213"/>
+                    </a:xfrm>
+                    <a:prstGeom prst="rect">
+                      <a:avLst/>
+                    </a:prstGeom>
+                  </pic:spPr>
+                </pic:pic>
+              </a:graphicData>
+            </a:graphic>
+          </wp:inline>
+        </w:drawing>
+      </w:r>
       <w:bookmarkStart w:id="0" w:name="_GoBack"/>
       <w:bookmarkEnd w:id="0"/>
     </w:p>
-    <w:p/>
+    <w:p>
+      <w:r>
+        <w:lastRenderedPageBreak/>
+        <w:drawing>
+          <wp:inline distT="0" distB="0" distL="0" distR="0" wp14:anchorId="6A5628E3" wp14:editId="7675C387">
+            <wp:extent cx="5940425" cy="5036820"/>
+            <wp:effectExtent l="0" t="0" r="3175" b="0"/>
+            <wp:docPr id="6" name="Рисунок 6"/>
+            <wp:cNvGraphicFramePr>
+              <a:graphicFrameLocks xmlns:a="http://schemas.openxmlformats.org/drawingml/2006/main" noChangeAspect="1"/>
+            </wp:cNvGraphicFramePr>
+            <a:graphic xmlns:a="http://schemas.openxmlformats.org/drawingml/2006/main">
+              <a:graphicData uri="http://schemas.openxmlformats.org/drawingml/2006/picture">
+                <pic:pic xmlns:pic="http://schemas.openxmlformats.org/drawingml/2006/picture">
+                  <pic:nvPicPr>
+                    <pic:cNvPr id="1" name=""/>
+                    <pic:cNvPicPr/>
+                  </pic:nvPicPr>
+                  <pic:blipFill>
+                    <a:blip r:embed="rId9"/>
+                    <a:stretch>
+                      <a:fillRect/>
+                    </a:stretch>
+                  </pic:blipFill>
+                  <pic:spPr>
+                    <a:xfrm>
+                      <a:off x="0" y="0"/>
+                      <a:ext cx="5940425" cy="5036820"/>
+                    </a:xfrm>
+                    <a:prstGeom prst="rect">
+                      <a:avLst/>
+                    </a:prstGeom>
+                  </pic:spPr>
+                </pic:pic>
+              </a:graphicData>
+            </a:graphic>
+          </wp:inline>
+        </w:drawing>
+      </w:r>
+    </w:p>
     <w:sectPr>
       <w:pgSz w:w="11906" w:h="16838"/>
       <w:pgMar w:top="1134" w:right="850" w:bottom="1134" w:left="1701" w:header="708" w:footer="708" w:gutter="0"/>

--- a/ПБД/прак_6/material/material.docx
+++ b/ПБД/прак_6/material/material.docx
@@ -177,6 +177,10 @@
     </w:p>
     <w:p>
       <w:r>
+        <w:rPr>
+          <w:noProof/>
+          <w:lang w:eastAsia="ru-RU"/>
+        </w:rPr>
         <w:drawing>
           <wp:inline distT="0" distB="0" distL="0" distR="0" wp14:anchorId="74CFC453" wp14:editId="5A9FFB0E">
             <wp:extent cx="3848637" cy="2067213"/>
@@ -213,11 +217,13 @@
           </wp:inline>
         </w:drawing>
       </w:r>
-      <w:bookmarkStart w:id="0" w:name="_GoBack"/>
-      <w:bookmarkEnd w:id="0"/>
     </w:p>
     <w:p>
       <w:r>
+        <w:rPr>
+          <w:noProof/>
+          <w:lang w:eastAsia="ru-RU"/>
+        </w:rPr>
         <w:lastRenderedPageBreak/>
         <w:drawing>
           <wp:inline distT="0" distB="0" distL="0" distR="0" wp14:anchorId="6A5628E3" wp14:editId="7675C387">
@@ -255,6 +261,47 @@
           </wp:inline>
         </w:drawing>
       </w:r>
+    </w:p>
+    <w:p>
+      <w:r>
+        <w:drawing>
+          <wp:inline distT="0" distB="0" distL="0" distR="0" wp14:anchorId="737C126B" wp14:editId="757B4AAE">
+            <wp:extent cx="4058216" cy="1886213"/>
+            <wp:effectExtent l="0" t="0" r="0" b="0"/>
+            <wp:docPr id="7" name="Рисунок 7"/>
+            <wp:cNvGraphicFramePr>
+              <a:graphicFrameLocks xmlns:a="http://schemas.openxmlformats.org/drawingml/2006/main" noChangeAspect="1"/>
+            </wp:cNvGraphicFramePr>
+            <a:graphic xmlns:a="http://schemas.openxmlformats.org/drawingml/2006/main">
+              <a:graphicData uri="http://schemas.openxmlformats.org/drawingml/2006/picture">
+                <pic:pic xmlns:pic="http://schemas.openxmlformats.org/drawingml/2006/picture">
+                  <pic:nvPicPr>
+                    <pic:cNvPr id="1" name=""/>
+                    <pic:cNvPicPr/>
+                  </pic:nvPicPr>
+                  <pic:blipFill>
+                    <a:blip r:embed="rId10"/>
+                    <a:stretch>
+                      <a:fillRect/>
+                    </a:stretch>
+                  </pic:blipFill>
+                  <pic:spPr>
+                    <a:xfrm>
+                      <a:off x="0" y="0"/>
+                      <a:ext cx="4058216" cy="1886213"/>
+                    </a:xfrm>
+                    <a:prstGeom prst="rect">
+                      <a:avLst/>
+                    </a:prstGeom>
+                  </pic:spPr>
+                </pic:pic>
+              </a:graphicData>
+            </a:graphic>
+          </wp:inline>
+        </w:drawing>
+      </w:r>
+      <w:bookmarkStart w:id="0" w:name="_GoBack"/>
+      <w:bookmarkEnd w:id="0"/>
     </w:p>
     <w:sectPr>
       <w:pgSz w:w="11906" w:h="16838"/>
